--- a/proposal_template_JC_LC.docx
+++ b/proposal_template_JC_LC.docx
@@ -201,143 +201,392 @@
           <w:i w:val="0"/>
           <w:iCs/>
         </w:rPr>
-        <w:t xml:space="preserve"> co</w:t>
-      </w:r>
-      <w:r>
-        <w:rPr>
-          <w:i w:val="0"/>
-          <w:iCs/>
-        </w:rPr>
-        <w:t>untr</w:t>
-      </w:r>
-      <w:r>
-        <w:rPr>
-          <w:i w:val="0"/>
-          <w:iCs/>
-        </w:rPr>
-        <w:t>y’</w:t>
-      </w:r>
-      <w:r>
-        <w:rPr>
-          <w:i w:val="0"/>
-          <w:iCs/>
-        </w:rPr>
-        <w:t>s CO</w:t>
-      </w:r>
-      <w:r>
-        <w:rPr>
-          <w:i w:val="0"/>
-          <w:iCs/>
-        </w:rPr>
+        <w:t xml:space="preserve"> </w:t>
+      </w:r>
+      <w:r>
+        <w:rPr>
+          <w:i w:val="0"/>
+          <w:iCs/>
+        </w:rPr>
+        <w:t>Country level production, consumption, imports, exports by energy source</w:t>
+      </w:r>
+      <w:r>
+        <w:rPr>
+          <w:i w:val="0"/>
+          <w:iCs/>
+        </w:rPr>
+        <w:t xml:space="preserve"> in terajoules</w:t>
+      </w:r>
+      <w:r>
+        <w:rPr>
+          <w:i w:val="0"/>
+          <w:iCs/>
+        </w:rPr>
+        <w:t>.</w:t>
+      </w:r>
+      <w:r>
+        <w:rPr>
+          <w:i w:val="0"/>
+          <w:iCs/>
+        </w:rPr>
+        <w:t xml:space="preserve"> </w:t>
+      </w:r>
+      <w:r>
+        <w:rPr>
+          <w:i w:val="0"/>
+          <w:iCs/>
+        </w:rPr>
+        <w:t>Most</w:t>
+      </w:r>
+      <w:r>
+        <w:rPr>
+          <w:i w:val="0"/>
+          <w:iCs/>
+        </w:rPr>
+        <w:t xml:space="preserve"> of these data sources contain many years of data so we can look at trends </w:t>
+      </w:r>
+      <w:r>
+        <w:rPr>
+          <w:i w:val="0"/>
+          <w:iCs/>
+        </w:rPr>
+        <w:t>and changes over the years. We will build multiple tables in order to create a good environment to perform analytics on our data. The end goal is to have the tables working well together in order to make the statistics easy to use and understand.</w:t>
+      </w:r>
+    </w:p>
+    <w:p>
+      <w:pPr>
+        <w:pStyle w:val="Heading1"/>
+        <w:ind w:left="-5"/>
+      </w:pPr>
+      <w:r>
+        <w:t>Motivation</w:t>
+      </w:r>
+    </w:p>
+    <w:p>
+      <w:pPr>
+        <w:ind w:left="-5"/>
+      </w:pPr>
+      <w:r>
+        <w:t>Why is this project important or interesting? Who would benefit from it? Include any relevant background information or statistics that support the value of your project. Cite your sources using numbered references, e.g., [1]. (100-200 words)</w:t>
+      </w:r>
+    </w:p>
+    <w:p>
+      <w:pPr>
+        <w:ind w:left="-5"/>
+        <w:rPr>
+          <w:i w:val="0"/>
+          <w:color w:val="000000" w:themeColor="text1"/>
+        </w:rPr>
+      </w:pPr>
+      <w:r>
+        <w:rPr>
+          <w:i w:val="0"/>
+        </w:rPr>
+        <w:t xml:space="preserve">By pinning down the highest and lowest emission-producing countries, we can determine the best (and worst) </w:t>
+      </w:r>
+      <w:r>
+        <w:rPr>
+          <w:i w:val="0"/>
+          <w:color w:val="000000" w:themeColor="text1"/>
+        </w:rPr>
+        <w:t xml:space="preserve">practices for sustainability. </w:t>
+      </w:r>
+      <w:r>
+        <w:rPr>
+          <w:i w:val="0"/>
+          <w:color w:val="000000" w:themeColor="text1"/>
+        </w:rPr>
+        <w:t xml:space="preserve">By highlighting the bad, we can draw attention to unsustainable practices and support our conclusions about their harmful nature with statistics. </w:t>
+      </w:r>
+      <w:r>
+        <w:rPr>
+          <w:i w:val="0"/>
+          <w:color w:val="000000" w:themeColor="text1"/>
+        </w:rPr>
+        <w:t xml:space="preserve">Analyzing the best sustainability practices allows us to propose solutions or pivots for those countries </w:t>
+      </w:r>
+      <w:r>
+        <w:rPr>
+          <w:i w:val="0"/>
+          <w:color w:val="000000" w:themeColor="text1"/>
+        </w:rPr>
+        <w:t xml:space="preserve">who produce a large share of emissions. </w:t>
+      </w:r>
+      <w:r>
+        <w:rPr>
+          <w:i w:val="0"/>
+          <w:color w:val="000000" w:themeColor="text1"/>
+        </w:rPr>
+        <w:t>By adding more carbon dioxide to the atmosphere, people are amplifying the natural greenhouse effect, causing global temperature to rise</w:t>
+      </w:r>
+      <w:r>
+        <w:rPr>
+          <w:i w:val="0"/>
+          <w:color w:val="000000" w:themeColor="text1"/>
+        </w:rPr>
+        <w:t>.</w:t>
+      </w:r>
+      <w:r>
+        <w:rPr>
+          <w:i w:val="0"/>
+          <w:color w:val="000000" w:themeColor="text1"/>
+        </w:rPr>
+        <w:t xml:space="preserve"> </w:t>
+      </w:r>
+      <w:r>
+        <w:rPr>
+          <w:i w:val="0"/>
+          <w:color w:val="000000" w:themeColor="text1"/>
+        </w:rPr>
+        <w:t>If global energy demand continues to grow rapidly and we meet it mostly with fossil fuels, human emissions of carbon dioxide could reach 75 billion tons per year or more by the end of the century. Atmospheric carbon dioxide amounts could be 800 ppm or higher (conditions not seen on Earth for close to 50 million years)</w:t>
+      </w:r>
+      <w:r>
+        <w:rPr>
+          <w:i w:val="0"/>
+          <w:color w:val="000000" w:themeColor="text1"/>
+        </w:rPr>
+        <w:t xml:space="preserve"> [1]. </w:t>
+      </w:r>
+      <w:bookmarkStart w:id="0" w:name="_Int_59TO2TLd"/>
+      <w:r>
+        <w:rPr>
+          <w:i w:val="0"/>
+          <w:color w:val="000000" w:themeColor="text1"/>
+        </w:rPr>
+        <w:t>It is clear that CO2</w:t>
+      </w:r>
+      <w:bookmarkEnd w:id="0"/>
+      <w:r>
+        <w:rPr>
+          <w:i w:val="0"/>
+          <w:color w:val="000000" w:themeColor="text1"/>
+        </w:rPr>
+        <w:t xml:space="preserve"> </w:t>
+      </w:r>
+      <w:r>
+        <w:rPr>
+          <w:i w:val="0"/>
+          <w:color w:val="000000" w:themeColor="text1"/>
+        </w:rPr>
+        <w:t>emissions</w:t>
+      </w:r>
+      <w:r>
+        <w:rPr>
+          <w:i w:val="0"/>
+          <w:color w:val="000000" w:themeColor="text1"/>
+        </w:rPr>
+        <w:t xml:space="preserve"> are growing at an unsustainable rate, so </w:t>
+      </w:r>
+      <w:r>
+        <w:rPr>
+          <w:i w:val="0"/>
+          <w:color w:val="000000" w:themeColor="text1"/>
+        </w:rPr>
+        <w:t xml:space="preserve">knowing who </w:t>
+      </w:r>
+      <w:r>
+        <w:rPr>
+          <w:i w:val="0"/>
+          <w:color w:val="000000" w:themeColor="text1"/>
+        </w:rPr>
+        <w:t xml:space="preserve">and what </w:t>
+      </w:r>
+      <w:r>
+        <w:rPr>
+          <w:i w:val="0"/>
+          <w:color w:val="000000" w:themeColor="text1"/>
+        </w:rPr>
+        <w:t xml:space="preserve">is driving this growth </w:t>
+      </w:r>
+      <w:r>
+        <w:rPr>
+          <w:i w:val="0"/>
+          <w:color w:val="000000" w:themeColor="text1"/>
+        </w:rPr>
+        <w:t xml:space="preserve">will help us </w:t>
+      </w:r>
+      <w:r>
+        <w:rPr>
+          <w:i w:val="0"/>
+          <w:color w:val="000000" w:themeColor="text1"/>
+        </w:rPr>
+        <w:t xml:space="preserve">identify the changes needed for a </w:t>
+      </w:r>
+      <w:r>
+        <w:rPr>
+          <w:i w:val="0"/>
+          <w:color w:val="000000" w:themeColor="text1"/>
+        </w:rPr>
+        <w:t>cleaner</w:t>
+      </w:r>
+      <w:r>
+        <w:rPr>
+          <w:i w:val="0"/>
+          <w:color w:val="000000" w:themeColor="text1"/>
+        </w:rPr>
+        <w:t xml:space="preserve"> future</w:t>
+      </w:r>
+      <w:r>
+        <w:rPr>
+          <w:i w:val="0"/>
+          <w:color w:val="000000" w:themeColor="text1"/>
+        </w:rPr>
+        <w:t>.</w:t>
+      </w:r>
+      <w:r>
+        <w:rPr>
+          <w:i w:val="0"/>
+          <w:color w:val="000000" w:themeColor="text1"/>
+        </w:rPr>
+        <w:t xml:space="preserve"> </w:t>
+      </w:r>
+    </w:p>
+    <w:p>
+      <w:pPr>
+        <w:spacing w:after="0" w:line="259" w:lineRule="auto"/>
+        <w:ind w:left="-5"/>
+        <w:jc w:val="left"/>
+      </w:pPr>
+      <w:r>
+        <w:rPr>
+          <w:b/>
+          <w:i w:val="0"/>
+          <w:sz w:val="31"/>
+        </w:rPr>
+        <w:t>Data Question</w:t>
+      </w:r>
+    </w:p>
+    <w:p>
+      <w:pPr>
+        <w:ind w:left="-5"/>
+      </w:pPr>
+      <w:r>
+        <w:t>State the main question your project will answer. This should be specific and measurable. (1-2 sentences)</w:t>
+      </w:r>
+    </w:p>
+    <w:p>
+      <w:pPr>
+        <w:ind w:left="-5"/>
+      </w:pPr>
+      <w:r>
+        <w:t xml:space="preserve">We will look at emissions among countries and find the leading causes and </w:t>
+      </w:r>
+      <w:r>
+        <w:t xml:space="preserve">underlying relationships among the leading </w:t>
+      </w:r>
+      <w:r>
+        <w:t xml:space="preserve">and lowest contributors to </w:t>
+      </w:r>
+      <w:r>
+        <w:t>emissions. We</w:t>
+      </w:r>
+      <w:r>
+        <w:t xml:space="preserve"> also</w:t>
+      </w:r>
+      <w:r>
+        <w:t xml:space="preserve"> </w:t>
+      </w:r>
+      <w:r>
+        <w:t>plan to l</w:t>
+      </w:r>
+      <w:r>
+        <w:t>ook at</w:t>
+      </w:r>
+      <w:r>
+        <w:t xml:space="preserve"> per c</w:t>
+      </w:r>
+      <w:r>
+        <w:t>ap</w:t>
+      </w:r>
+      <w:r>
+        <w:t>ita an</w:t>
+      </w:r>
+      <w:r>
+        <w:t>d p</w:t>
+      </w:r>
+      <w:r>
+        <w:t>er</w:t>
+      </w:r>
+      <w:r>
+        <w:t xml:space="preserve"> </w:t>
+      </w:r>
+      <w:r>
+        <w:lastRenderedPageBreak/>
+        <w:t>G</w:t>
+      </w:r>
+      <w:r>
+        <w:t>DP</w:t>
+      </w:r>
+      <w:r>
+        <w:t xml:space="preserve">. </w:t>
+      </w:r>
+      <w:r>
+        <w:t>Al</w:t>
+      </w:r>
+      <w:r>
+        <w:t xml:space="preserve">ong with this, </w:t>
+      </w:r>
+      <w:r>
+        <w:t xml:space="preserve">we also </w:t>
+      </w:r>
+      <w:r>
+        <w:t>plan to l</w:t>
+      </w:r>
+      <w:r>
+        <w:t xml:space="preserve">ook </w:t>
+      </w:r>
+      <w:r>
+        <w:t xml:space="preserve">at how </w:t>
+      </w:r>
+      <w:r>
+        <w:t>t</w:t>
+      </w:r>
+      <w:r>
+        <w:t xml:space="preserve">he </w:t>
+      </w:r>
+      <w:r>
+        <w:t>Country level production, consumption, imports, exports by energy source</w:t>
+      </w:r>
+      <w:r>
+        <w:rPr>
+          <w:i w:val="0"/>
+          <w:iCs/>
+        </w:rPr>
+        <w:t xml:space="preserve"> </w:t>
+      </w:r>
+      <w:r>
+        <w:t xml:space="preserve">impact </w:t>
+      </w:r>
+      <w:r>
+        <w:t xml:space="preserve">the </w:t>
+      </w:r>
+      <w:r>
+        <w:t>ov</w:t>
+      </w:r>
+      <w:r>
+        <w:t xml:space="preserve">erall </w:t>
+      </w:r>
+      <w:r>
+        <w:t>p</w:t>
+      </w:r>
+      <w:r>
+        <w:t>roduct</w:t>
+      </w:r>
+      <w:r>
+        <w:t xml:space="preserve">ion </w:t>
+      </w:r>
+      <w:r>
+        <w:t>of CO</w:t>
+      </w:r>
+      <w:r>
         <w:t>2</w:t>
       </w:r>
       <w:r>
-        <w:rPr>
-          <w:i w:val="0"/>
-          <w:iCs/>
-        </w:rPr>
+        <w:t>.</w:t>
+      </w:r>
+      <w:r>
         <w:t xml:space="preserve"> </w:t>
       </w:r>
-      <w:r>
-        <w:rPr>
-          <w:i w:val="0"/>
-          <w:iCs/>
-        </w:rPr>
-        <w:t>emission</w:t>
-      </w:r>
-      <w:r>
-        <w:rPr>
-          <w:i w:val="0"/>
-          <w:iCs/>
-        </w:rPr>
-        <w:t>s base</w:t>
-      </w:r>
-      <w:r>
-        <w:rPr>
-          <w:i w:val="0"/>
-          <w:iCs/>
-        </w:rPr>
-        <w:t xml:space="preserve">d on </w:t>
-      </w:r>
-      <w:r>
-        <w:rPr>
-          <w:i w:val="0"/>
-          <w:iCs/>
-        </w:rPr>
-        <w:t>domestic</w:t>
-      </w:r>
-      <w:r>
-        <w:rPr>
-          <w:i w:val="0"/>
-          <w:iCs/>
-        </w:rPr>
-        <w:t xml:space="preserve"> deman</w:t>
-      </w:r>
-      <w:r>
-        <w:rPr>
-          <w:i w:val="0"/>
-          <w:iCs/>
-        </w:rPr>
-        <w:t>d</w:t>
-      </w:r>
-      <w:r>
-        <w:rPr>
-          <w:i w:val="0"/>
-          <w:iCs/>
-        </w:rPr>
-        <w:t xml:space="preserve">, </w:t>
-      </w:r>
-      <w:proofErr w:type="gramStart"/>
-      <w:r>
-        <w:rPr>
-          <w:i w:val="0"/>
-          <w:iCs/>
-        </w:rPr>
-        <w:t>i</w:t>
-      </w:r>
-      <w:r>
-        <w:rPr>
-          <w:i w:val="0"/>
-          <w:iCs/>
-        </w:rPr>
-        <w:t>mport</w:t>
-      </w:r>
-      <w:proofErr w:type="gramEnd"/>
-      <w:r>
-        <w:rPr>
-          <w:i w:val="0"/>
-          <w:iCs/>
-        </w:rPr>
-        <w:t>, and e</w:t>
-      </w:r>
-      <w:r>
-        <w:rPr>
-          <w:i w:val="0"/>
-          <w:iCs/>
-        </w:rPr>
-        <w:t>xports</w:t>
-      </w:r>
-      <w:r>
-        <w:rPr>
-          <w:i w:val="0"/>
-          <w:iCs/>
-        </w:rPr>
-        <w:t>.</w:t>
-      </w:r>
-      <w:r>
-        <w:rPr>
-          <w:i w:val="0"/>
-          <w:iCs/>
-        </w:rPr>
-        <w:t xml:space="preserve"> All of these data sources contain many years of data so we can look at trends </w:t>
-      </w:r>
-      <w:r>
-        <w:rPr>
-          <w:i w:val="0"/>
-          <w:iCs/>
-        </w:rPr>
-        <w:t>and changes over the years. We will build multiple tables in order to create a good environment to perform analytics on our data. The end goal is to have the tables working well together in order to make the statistics easy to use and understand.</w:t>
-      </w:r>
     </w:p>
     <w:p>
       <w:pPr>
@@ -345,368 +594,6 @@
         <w:ind w:left="-5"/>
       </w:pPr>
       <w:r>
-        <w:t>Motivation</w:t>
-      </w:r>
-    </w:p>
-    <w:p>
-      <w:pPr>
-        <w:ind w:left="-5"/>
-      </w:pPr>
-      <w:r>
-        <w:t>Why is this project important or interesting? Who would benefit from it? Include any relevant background information or statistics that support the value of your project. Cite your sources using numbered references, e.g., [1]. (100-200 words)</w:t>
-      </w:r>
-    </w:p>
-    <w:p>
-      <w:pPr>
-        <w:ind w:left="-5"/>
-        <w:rPr>
-          <w:i w:val="0"/>
-          <w:color w:val="000000" w:themeColor="text1"/>
-        </w:rPr>
-      </w:pPr>
-      <w:r>
-        <w:rPr>
-          <w:i w:val="0"/>
-        </w:rPr>
-        <w:t xml:space="preserve">By pinning down the highest and lowest emission-producing countries, we can determine the best (and worst) </w:t>
-      </w:r>
-      <w:r>
-        <w:rPr>
-          <w:i w:val="0"/>
-          <w:color w:val="000000" w:themeColor="text1"/>
-        </w:rPr>
-        <w:t xml:space="preserve">practices for sustainability. </w:t>
-      </w:r>
-      <w:r>
-        <w:rPr>
-          <w:i w:val="0"/>
-          <w:color w:val="000000" w:themeColor="text1"/>
-        </w:rPr>
-        <w:t xml:space="preserve">By highlighting the bad, we can draw attention to unsustainable practices and support our conclusions about their harmful nature with statistics. </w:t>
-      </w:r>
-      <w:r>
-        <w:rPr>
-          <w:i w:val="0"/>
-          <w:color w:val="000000" w:themeColor="text1"/>
-        </w:rPr>
-        <w:t xml:space="preserve">Analyzing the best sustainability practices allows us to propose solutions or pivots for those countries </w:t>
-      </w:r>
-      <w:r>
-        <w:rPr>
-          <w:i w:val="0"/>
-          <w:color w:val="000000" w:themeColor="text1"/>
-        </w:rPr>
-        <w:t xml:space="preserve">who produce a large share of emissions. </w:t>
-      </w:r>
-      <w:r>
-        <w:rPr>
-          <w:i w:val="0"/>
-          <w:color w:val="000000" w:themeColor="text1"/>
-        </w:rPr>
-        <w:t>By adding more carbon dioxide to the atmosphere, people are amplifying the natural greenhouse effect, causing global temperature to rise</w:t>
-      </w:r>
-      <w:r>
-        <w:rPr>
-          <w:i w:val="0"/>
-          <w:color w:val="000000" w:themeColor="text1"/>
-        </w:rPr>
-        <w:t>.</w:t>
-      </w:r>
-      <w:r>
-        <w:rPr>
-          <w:i w:val="0"/>
-          <w:color w:val="000000" w:themeColor="text1"/>
-        </w:rPr>
-        <w:t xml:space="preserve"> </w:t>
-      </w:r>
-      <w:r>
-        <w:rPr>
-          <w:i w:val="0"/>
-          <w:color w:val="000000" w:themeColor="text1"/>
-        </w:rPr>
-        <w:t>If global energy demand continues to grow rapidly and we meet it mostly with fossil fuels, human emissions of carbon dioxide could reach 75 billion tons per year or more by the end of the century. Atmospheric carbon dioxide amounts could be 800 ppm or higher (conditions not seen on Earth for close to 50 million years)</w:t>
-      </w:r>
-      <w:r>
-        <w:rPr>
-          <w:i w:val="0"/>
-          <w:color w:val="000000" w:themeColor="text1"/>
-        </w:rPr>
-        <w:t xml:space="preserve"> [1]. </w:t>
-      </w:r>
-      <w:bookmarkStart w:id="0" w:name="_Int_59TO2TLd"/>
-      <w:r>
-        <w:rPr>
-          <w:i w:val="0"/>
-          <w:color w:val="000000" w:themeColor="text1"/>
-        </w:rPr>
-        <w:t>It is clear that CO2</w:t>
-      </w:r>
-      <w:bookmarkEnd w:id="0"/>
-      <w:r>
-        <w:rPr>
-          <w:i w:val="0"/>
-          <w:color w:val="000000" w:themeColor="text1"/>
-        </w:rPr>
-        <w:t xml:space="preserve"> </w:t>
-      </w:r>
-      <w:r>
-        <w:rPr>
-          <w:i w:val="0"/>
-          <w:color w:val="000000" w:themeColor="text1"/>
-        </w:rPr>
-        <w:t>emissions</w:t>
-      </w:r>
-      <w:r>
-        <w:rPr>
-          <w:i w:val="0"/>
-          <w:color w:val="000000" w:themeColor="text1"/>
-        </w:rPr>
-        <w:t xml:space="preserve"> are growing at an unsustainable rate, so </w:t>
-      </w:r>
-      <w:r>
-        <w:rPr>
-          <w:i w:val="0"/>
-          <w:color w:val="000000" w:themeColor="text1"/>
-        </w:rPr>
-        <w:t xml:space="preserve">knowing who </w:t>
-      </w:r>
-      <w:r>
-        <w:rPr>
-          <w:i w:val="0"/>
-          <w:color w:val="000000" w:themeColor="text1"/>
-        </w:rPr>
-        <w:t xml:space="preserve">and what </w:t>
-      </w:r>
-      <w:r>
-        <w:rPr>
-          <w:i w:val="0"/>
-          <w:color w:val="000000" w:themeColor="text1"/>
-        </w:rPr>
-        <w:t xml:space="preserve">is driving this growth </w:t>
-      </w:r>
-      <w:r>
-        <w:rPr>
-          <w:i w:val="0"/>
-          <w:color w:val="000000" w:themeColor="text1"/>
-        </w:rPr>
-        <w:t xml:space="preserve">will help us </w:t>
-      </w:r>
-      <w:r>
-        <w:rPr>
-          <w:i w:val="0"/>
-          <w:color w:val="000000" w:themeColor="text1"/>
-        </w:rPr>
-        <w:t xml:space="preserve">identify the changes needed for a </w:t>
-      </w:r>
-      <w:r>
-        <w:rPr>
-          <w:i w:val="0"/>
-          <w:color w:val="000000" w:themeColor="text1"/>
-        </w:rPr>
-        <w:t>cleaner</w:t>
-      </w:r>
-      <w:r>
-        <w:rPr>
-          <w:i w:val="0"/>
-          <w:color w:val="000000" w:themeColor="text1"/>
-        </w:rPr>
-        <w:t xml:space="preserve"> future</w:t>
-      </w:r>
-      <w:r>
-        <w:rPr>
-          <w:i w:val="0"/>
-          <w:color w:val="000000" w:themeColor="text1"/>
-        </w:rPr>
-        <w:t>.</w:t>
-      </w:r>
-      <w:r>
-        <w:rPr>
-          <w:i w:val="0"/>
-          <w:color w:val="000000" w:themeColor="text1"/>
-        </w:rPr>
-        <w:t xml:space="preserve"> </w:t>
-      </w:r>
-    </w:p>
-    <w:p>
-      <w:pPr>
-        <w:spacing w:after="0" w:line="259" w:lineRule="auto"/>
-        <w:ind w:left="-5"/>
-        <w:jc w:val="left"/>
-      </w:pPr>
-      <w:r>
-        <w:rPr>
-          <w:b/>
-          <w:i w:val="0"/>
-          <w:sz w:val="31"/>
-        </w:rPr>
-        <w:t>Data Question</w:t>
-      </w:r>
-    </w:p>
-    <w:p>
-      <w:pPr>
-        <w:ind w:left="-5"/>
-      </w:pPr>
-      <w:r>
-        <w:t>State the main question your project will answer. This should be specific and measurable. (1-2 sentences)</w:t>
-      </w:r>
-    </w:p>
-    <w:p>
-      <w:pPr>
-        <w:ind w:left="-5"/>
-      </w:pPr>
-      <w:r>
-        <w:t xml:space="preserve">We will look at emissions among countries and find the leading causes and </w:t>
-      </w:r>
-      <w:r>
-        <w:t xml:space="preserve">underlying relationships among the leading </w:t>
-      </w:r>
-      <w:r>
-        <w:t xml:space="preserve">and lowest contributors to </w:t>
-      </w:r>
-      <w:proofErr w:type="spellStart"/>
-      <w:proofErr w:type="gramStart"/>
-      <w:r>
-        <w:t>emissions.</w:t>
-      </w:r>
-      <w:r>
-        <w:t>W</w:t>
-      </w:r>
-      <w:r>
-        <w:t>e</w:t>
-      </w:r>
-      <w:proofErr w:type="spellEnd"/>
-      <w:proofErr w:type="gramEnd"/>
-      <w:r>
-        <w:t xml:space="preserve"> also</w:t>
-      </w:r>
-      <w:r>
-        <w:t xml:space="preserve"> </w:t>
-      </w:r>
-      <w:r>
-        <w:t>plan to l</w:t>
-      </w:r>
-      <w:r>
-        <w:t>ook at</w:t>
-      </w:r>
-      <w:r>
-        <w:t xml:space="preserve"> per c</w:t>
-      </w:r>
-      <w:r>
-        <w:t>ap</w:t>
-      </w:r>
-      <w:r>
-        <w:t>ita an</w:t>
-      </w:r>
-      <w:r>
-        <w:t>d p</w:t>
-      </w:r>
-      <w:r>
-        <w:t>er</w:t>
-      </w:r>
-      <w:r>
-        <w:t xml:space="preserve"> </w:t>
-      </w:r>
-      <w:r>
-        <w:t>G</w:t>
-      </w:r>
-      <w:r>
-        <w:t>DP</w:t>
-      </w:r>
-      <w:r>
-        <w:t xml:space="preserve">. </w:t>
-      </w:r>
-      <w:r>
-        <w:lastRenderedPageBreak/>
-        <w:t>Al</w:t>
-      </w:r>
-      <w:r>
-        <w:t xml:space="preserve">ong with this, </w:t>
-      </w:r>
-      <w:r>
-        <w:t xml:space="preserve">we also </w:t>
-      </w:r>
-      <w:r>
-        <w:t>plan to l</w:t>
-      </w:r>
-      <w:r>
-        <w:t xml:space="preserve">ook </w:t>
-      </w:r>
-      <w:r>
-        <w:t xml:space="preserve">at how </w:t>
-      </w:r>
-      <w:r>
-        <w:t>t</w:t>
-      </w:r>
-      <w:r>
-        <w:t>he dema</w:t>
-      </w:r>
-      <w:r>
-        <w:t>nd</w:t>
-      </w:r>
-      <w:r>
-        <w:t xml:space="preserve">, </w:t>
-      </w:r>
-      <w:r>
-        <w:t>import</w:t>
-      </w:r>
-      <w:r>
-        <w:t>s,</w:t>
-      </w:r>
-      <w:r>
-        <w:t xml:space="preserve"> and exp</w:t>
-      </w:r>
-      <w:r>
-        <w:t>orts</w:t>
-      </w:r>
-      <w:r>
-        <w:t xml:space="preserve"> </w:t>
-      </w:r>
-      <w:r>
-        <w:t>of C</w:t>
-      </w:r>
-      <w:r>
-        <w:t xml:space="preserve">O2 </w:t>
-      </w:r>
-      <w:r>
-        <w:t xml:space="preserve">impact </w:t>
-      </w:r>
-      <w:r>
-        <w:t xml:space="preserve">the </w:t>
-      </w:r>
-      <w:r>
-        <w:t>ov</w:t>
-      </w:r>
-      <w:r>
-        <w:t xml:space="preserve">erall </w:t>
-      </w:r>
-      <w:r>
-        <w:t>p</w:t>
-      </w:r>
-      <w:r>
-        <w:t>roduct</w:t>
-      </w:r>
-      <w:r>
-        <w:t xml:space="preserve">ion </w:t>
-      </w:r>
-      <w:r>
-        <w:t>of CO</w:t>
-      </w:r>
-      <w:r>
-        <w:t>2</w:t>
-      </w:r>
-      <w:r>
-        <w:t>.</w:t>
-      </w:r>
-      <w:r>
-        <w:t xml:space="preserve"> </w:t>
-      </w:r>
-    </w:p>
-    <w:p>
-      <w:pPr>
-        <w:pStyle w:val="Heading1"/>
-        <w:ind w:left="-5"/>
-      </w:pPr>
-      <w:r>
         <w:t>Minimum Viable Product</w:t>
       </w:r>
     </w:p>
@@ -716,15 +603,7 @@
         <w:ind w:left="-5"/>
       </w:pPr>
       <w:r>
-        <w:t xml:space="preserve">List the concrete deliverables for your project. What will you produce? </w:t>
-      </w:r>
-      <w:proofErr w:type="gramStart"/>
-      <w:r>
-        <w:t>Be specific about</w:t>
-      </w:r>
-      <w:proofErr w:type="gramEnd"/>
-      <w:r>
-        <w:t>: (50-100 words)</w:t>
+        <w:t>List the concrete deliverables for your project. What will you produce? Be specific about: (50-100 words)</w:t>
       </w:r>
     </w:p>
     <w:p>
@@ -799,23 +678,7 @@
           <w:i w:val="0"/>
           <w:iCs/>
         </w:rPr>
-        <w:t xml:space="preserve">to make analysis </w:t>
-      </w:r>
-      <w:proofErr w:type="gramStart"/>
-      <w:r>
-        <w:rPr>
-          <w:i w:val="0"/>
-          <w:iCs/>
-        </w:rPr>
-        <w:t>on</w:t>
-      </w:r>
-      <w:proofErr w:type="gramEnd"/>
-      <w:r>
-        <w:rPr>
-          <w:i w:val="0"/>
-          <w:iCs/>
-        </w:rPr>
-        <w:t xml:space="preserve"> what sectors are most contributing to </w:t>
+        <w:t xml:space="preserve">to make analysis on what sectors are most contributing to </w:t>
       </w:r>
       <w:r>
         <w:rPr>
@@ -829,23 +692,7 @@
           <w:i w:val="0"/>
           <w:iCs/>
         </w:rPr>
-        <w:t xml:space="preserve"> and potentially how </w:t>
-      </w:r>
-      <w:proofErr w:type="gramStart"/>
-      <w:r>
-        <w:rPr>
-          <w:i w:val="0"/>
-          <w:iCs/>
-        </w:rPr>
-        <w:t>this changes</w:t>
-      </w:r>
-      <w:proofErr w:type="gramEnd"/>
-      <w:r>
-        <w:rPr>
-          <w:i w:val="0"/>
-          <w:iCs/>
-        </w:rPr>
-        <w:t xml:space="preserve"> over the years</w:t>
+        <w:t xml:space="preserve"> and potentially how this changes over the years</w:t>
       </w:r>
       <w:r>
         <w:rPr>
@@ -1366,44 +1213,10 @@
     <w:p>
       <w:pPr>
         <w:ind w:left="-5"/>
-        <w:rPr>
-          <w:b/>
-          <w:bCs/>
-        </w:rPr>
-      </w:pPr>
-      <w:r>
-        <w:t>In</w:t>
-      </w:r>
-      <w:r>
-        <w:t>terna</w:t>
-      </w:r>
-      <w:r>
-        <w:t xml:space="preserve">tional </w:t>
-      </w:r>
-      <w:r>
-        <w:t>monetary fund</w:t>
-      </w:r>
-      <w:r>
-        <w:t xml:space="preserve"> C</w:t>
-      </w:r>
-      <w:r>
-        <w:t>O2</w:t>
-      </w:r>
-      <w:r>
-        <w:t xml:space="preserve"> </w:t>
-      </w:r>
-      <w:r>
-        <w:rPr>
-          <w:b/>
-          <w:bCs/>
-        </w:rPr>
-        <w:t>emissions embodied in domestic final demand, production, and trade (CO2E)</w:t>
-      </w:r>
-    </w:p>
-    <w:p>
-      <w:pPr>
-        <w:ind w:left="-5"/>
-      </w:pPr>
+      </w:pPr>
+      <w:r>
+        <w:t>EIA API</w:t>
+      </w:r>
     </w:p>
     <w:p>
       <w:pPr>
@@ -1419,15 +1232,7 @@
         <w:ind w:left="-5"/>
       </w:pPr>
       <w:r>
-        <w:t xml:space="preserve">Have others attempted similar projects? What existing tools or research </w:t>
-      </w:r>
-      <w:proofErr w:type="gramStart"/>
-      <w:r>
-        <w:t>is</w:t>
-      </w:r>
-      <w:proofErr w:type="gramEnd"/>
-      <w:r>
-        <w:t xml:space="preserve"> relevant? How will your project differ or build upon prior work? (50-100 words)</w:t>
+        <w:t>Have others attempted similar projects? What existing tools or research is relevant? How will your project differ or build upon prior work? (50-100 words)</w:t>
       </w:r>
     </w:p>
     <w:p>
@@ -1435,13 +1240,8 @@
         <w:pStyle w:val="Heading1"/>
         <w:ind w:left="-5"/>
       </w:pPr>
-      <w:proofErr w:type="gramStart"/>
-      <w:r>
-        <w:t>Known</w:t>
-      </w:r>
-      <w:proofErr w:type="gramEnd"/>
-      <w:r>
-        <w:t xml:space="preserve"> Issues and Challenges</w:t>
+      <w:r>
+        <w:t>Known Issues and Challenges</w:t>
       </w:r>
     </w:p>
     <w:p>
@@ -1460,15 +1260,7 @@
         <w:t xml:space="preserve">There is likely </w:t>
       </w:r>
       <w:r>
-        <w:t xml:space="preserve">to be a lot of missing data within the sources used </w:t>
-      </w:r>
-      <w:proofErr w:type="gramStart"/>
-      <w:r>
-        <w:t>do</w:t>
-      </w:r>
-      <w:proofErr w:type="gramEnd"/>
-      <w:r>
-        <w:t xml:space="preserve"> to </w:t>
+        <w:t xml:space="preserve">to be a lot of missing data within the sources used do to </w:t>
       </w:r>
       <w:r>
         <w:t xml:space="preserve">reporting, so we will need to determine what to do with these cells in order to ensure </w:t>
@@ -1480,26 +1272,10 @@
         <w:t xml:space="preserve">to join tables. </w:t>
       </w:r>
       <w:r>
-        <w:t xml:space="preserve">The data tables are also not set up the same way, as some </w:t>
-      </w:r>
-      <w:proofErr w:type="gramStart"/>
-      <w:r>
-        <w:t>has</w:t>
-      </w:r>
-      <w:proofErr w:type="gramEnd"/>
-      <w:r>
-        <w:t xml:space="preserve"> years</w:t>
-      </w:r>
-      <w:r>
-        <w:t xml:space="preserve"> as a column whereas others have a column for each individual </w:t>
-      </w:r>
-      <w:proofErr w:type="gramStart"/>
-      <w:r>
-        <w:t>year(</w:t>
-      </w:r>
-      <w:proofErr w:type="gramEnd"/>
-      <w:r>
-        <w:t xml:space="preserve">e.g. 1970,1971, </w:t>
+        <w:t>The data tables are also not set up the same way, as some has years</w:t>
+      </w:r>
+      <w:r>
+        <w:t xml:space="preserve"> as a column whereas others have a column for each individual year(e.g. 1970,1971, </w:t>
       </w:r>
       <w:proofErr w:type="spellStart"/>
       <w:r>
@@ -1553,12 +1329,8 @@
     </w:p>
     <w:p>
       <w:pPr>
-        <w:numPr>
-          <w:ilvl w:val="0"/>
-          <w:numId w:val="1"/>
-        </w:numPr>
         <w:spacing w:after="12" w:line="259" w:lineRule="auto"/>
-        <w:ind w:hanging="261"/>
+        <w:ind w:left="261" w:hanging="261"/>
         <w:jc w:val="left"/>
       </w:pPr>
     </w:p>
